--- a/example_articles/states/Minnesota/2.states_Minnesota_New_York_Times.docx
+++ b/example_articles/states/Minnesota/2.states_Minnesota_New_York_Times.docx
@@ -29,17 +29,17 @@
     </w:p>
     <w:p>
       <w:r>
-        <w:t>Source File: NYT/31.DOCX</w:t>
+        <w:t>Source file: NYT/31.DOCX</w:t>
       </w:r>
     </w:p>
     <w:p>
       <w:r>
-        <w:t>Raw locations result: ['Minnesota']</w:t>
+        <w:t>Raw locations result, 'locations': ['Minnesota']</w:t>
       </w:r>
     </w:p>
     <w:p>
       <w:r>
-        <w:t>states_stand_flat (Standardized): Minnesota</w:t>
+        <w:t>Standardized locations result, 'states_stand_flat': Minnesota</w:t>
       </w:r>
     </w:p>
     <w:p>

--- a/example_articles/states/Minnesota/2.states_Minnesota_New_York_Times.docx
+++ b/example_articles/states/Minnesota/2.states_Minnesota_New_York_Times.docx
@@ -7,9 +7,7 @@
         <w:pStyle w:val="Heading1"/>
       </w:pPr>
       <w:r>
-        <w:t>Remembering When Cool Heads Had to Prevail;</w:t>
-        <w:br/>
-        <w:t>The Big Whoosh</w:t>
+        <w:t>Political Aristocrats Seek Vote of Working Man</w:t>
       </w:r>
     </w:p>
     <w:p>
@@ -19,17 +17,17 @@
     </w:p>
     <w:p>
       <w:r>
-        <w:t>Date: 1993-07-08</w:t>
+        <w:t>Date: 1998-09-13</w:t>
       </w:r>
     </w:p>
     <w:p>
       <w:r>
-        <w:t>Section: Section C;; Section C; Page 1; Column 6; Home Desk; Column 6;</w:t>
+        <w:t>Section: Section 1;  ; Section 1;  Page 22;  Column 1;  National Desk  ; Column 1;</w:t>
       </w:r>
     </w:p>
     <w:p>
       <w:r>
-        <w:t>Source file: NYT/31.DOCX</w:t>
+        <w:t>Source file: NYT/44.DOCX</w:t>
       </w:r>
     </w:p>
     <w:p>
@@ -51,27 +49,49 @@
     </w:p>
     <w:p>
       <w:r>
-        <w:t>SWELTERING in the midsummer heat? Wilting under the crush iof bone-numbing humidity? Escape is only an air-conditioner away. Go home. Shut the door, flip a switch: instant cool. But remember when ingenuity, not electricity, was the answer?</w:t>
+        <w:t>Each of them claims to be the true champion of the ordinary Joe and Jane.  But the candidates seeking the Democratic nomination for governor of Minnesota have uncommon pedigrees: the field includes the sons of two former United States Vice Presidents, the son of a former Minnesota Governor and the son of a department store magnate.</w:t>
         <w:br/>
-        <w:t xml:space="preserve"> For nine New York Times editors and reporters, the reality of a New York July was all it took to jog the memories of that year, that summer, that day, when keeping cool wasn't so easy.</w:t>
+        <w:t>The front-runner in the primary on Tuesday is Hubert H. Humphrey 3d, the State Attorney General, whose father's memory still evokes a bowed-head reverence in the state.  The ballot also includes Ted Mondale, the son of Walter F. Mondale, the former Vice President who had previously served as a Senator; Mike Freeman, the son of former Gov. Orville Freeman, and Mark Dayton, heir to the founder of the Dayton Hudson Corporation, whose holdings include the Target Stores.</w:t>
         <w:br/>
-        <w:t>Here is how they beat the heat in summers gone by.</w:t>
+        <w:t>Running last in the polls is State Senator Doug Johnson, the lone candidate who is not from the state's political or cultural aristocracy.</w:t>
         <w:br/>
-        <w:t>When summer comes to Louisville, Ky., it seldom drifts in like a light-footed stranger, but rather flops down like a circus fat man on the Ohio River Valley that encircles my hometown. When I was growing up there in the 1960's, keeping cool in the face of sweltering heat and relentless humidity was, simply, an act of survival.</w:t>
+        <w:t>Although the contest had initially been seen as a potentially bitter battle, it generally has been much too civil and policy-oriented to qualify as anything more than an earnest competition in the party, known in Minnesota as the Democratic-Farmer-Labor Party. Besides that, there is precious little ideological difference among the candidates, all of them raised in the unapologetically liberal tradition of Minnesota.</w:t>
         <w:br/>
-        <w:t xml:space="preserve"> For most people in my working-class neighborhood, air-conditioning was still the exotic possession of "rich folks" who owned antebellum mansions as well as air-conditioned movie theaters and supermarkets.</w:t>
+        <w:t>"Different shades of beige," said Steven Schier, a political science professor at Carleton College in Northfield, Minn., adding that it is difficult for voters to distinguish between the candidates' philosophies.</w:t>
         <w:br/>
-        <w:t>My family, like most of our neighbors, had an electric fan. But unlike anyone else we knew of, our house was special; it was equipped with a giant fan, a super man, our very own secret weapon to slay the Southern summer's hot breath.</w:t>
+        <w:t>The Republican nominee will be Mayor Norm Coleman of St. Paul, a former Democrat who changed parties in 1996. Mr. Coleman, a native of New York, has sought to position himself as a moderate, in the manner of Gov. Arne Carlson, who is also a native New Yorker.</w:t>
         <w:br/>
-        <w:t>Our home -- a modest postwar ranch-style -- was formerly owned by a self-taught carpenter. Among the little touches he left in the place was a great Rube Goldberg of a contraption in the ceiling.</w:t>
+        <w:t>Mr. Carlson, 64, a strongly pro-business politician who is also an advocate of gay rights and abortion rights, chose not to seek re-election.</w:t>
         <w:br/>
-        <w:t>Cut clear through the roof was a great hole, four feet square. Above the hole was a shed that contained a 10-blade steel fan, about as tall as a first-grader, attached by pulleys to an electric motor.</w:t>
+        <w:t>Mr. Coleman, once a long-haired Vietnam War protester who celebrated his 20th birthday at the Woodstock rock concert, is now a pro-business, pin-striped Republican who is regarded as a bit more conservative on social issues than Mr. Carlson. Political analysts believe that Mr. Coleman will make a strong showing against any of the Democrats.</w:t>
         <w:br/>
-        <w:t>With the flip of a wall switch, the great fan whirled slowly to life. Two doors would blow open by the sheer force of the fan's wind wash. (Weights on the doors would close them once the fan was off.) And we would have instant breezes as the big fan drew air, albeit warmish, through the house.</w:t>
+        <w:t>Jesse Ventura, a former professional wrestler who had been Mayor of Brooklyn Park, a Minneapolis suburb, is running under the Reform Party label.</w:t>
         <w:br/>
-        <w:t>With the fan on, newspapers would skip off tables and slap about on the floor. Window curtains would billow like clipper ship sails, my mother's brown bangs would bounce around her forehead, and my father's cigarettes even seemed to burn faster.</w:t>
+        <w:t>In a poll published last week, Mr. Humphrey was leading the Democratic field with 38 percent of likely voters. Mr. Dayton was running second, with 23 percent. Mr. Freeman, who has the party's endorsement, and Mr. Mondale each had 10 percent. Mr. Johnson was drawing 4 percent. The margin of sampling error was four percentage points.</w:t>
         <w:br/>
-        <w:t>But the big fan -- which still turns today, I'm told -- always spun relief.</w:t>
+        <w:t>Mr. Humphrey stands to benefit from the recent legal victory over the tobacco companies. As the State Attorney General, Mr. Humphrey, who is known as Skip, sued cigarette makers for the state's cost of medical care for tobacco-related illnesses. He ultimately negotiated a settlement of $6.5 billion in payments from the tobacco companies to the state over 23 years.</w:t>
+        <w:br/>
+        <w:t>While he has the magical name, Mr. Humphrey does not share the impassioned ways or oratorical gifts of his father, who, as Vice President and a Senator, was known for his impassioned speeches on behalf of the downtrodden and working people. But most political analysts say that Skip Humphrey has assembled a worthy record in 16 years as the Attorney General.</w:t>
+        <w:br/>
+        <w:t>The biggest spender in the race is Mr. Dayton, who has financed the campaign with $1.8 million of his own money. In television commercials, Mr. Dayton has appealed to populist sensibilities, decrying a health care system that offers the best for the wealthy like himself, but shortchanges poor and working-class people.</w:t>
+        <w:br/>
+        <w:t>The most reliably Democratic state in Presidential elections for a generation, Minnesota has long played a major role in shaping the national Democratic Party's liberal wing. At the 1948 Democratic Convention, it was Hubert H. Humphrey who scolded the party for ignoring the plight of blacks, and invited the so-called Dixiecrats to bolt the party if they could not stomach equality.</w:t>
+        <w:br/>
+        <w:t>While the cities have become more racially and ethnically diverse, with thousands of refugees from Somalia and Southeast Asia, as well as blacks from Chicago and Detroit, the state's population remains about 95 percent white.</w:t>
+        <w:br/>
+        <w:t>For all the talk about minorities moving to Minnesota to take advantage of generous welfare benefits here, Professor Schier said, the biggest growth in the state has come in the sprawling, overwhelmingly white suburbs of the cities, where cornfields are now covered with shopping malls, subdivisions and mini-vans. These changes have already made life more difficult for liberal Democrats, who held virtually every important office in the state in the 1970's.</w:t>
+        <w:br/>
+        <w:t>"The truth is we've got all these white people coming to Minnesota," Professor Schier said. "Most of them are unaware of this proud tradition of the Democratic-Farmer-Labor Party. And the ones that are aware of it, they're more than likely against it. They vote Republican."</w:t>
+        <w:br/>
+        <w:t>Mr. Mondale has sought to capture the growing suburban vote by campaigning in a minivan and talking about his life as a parent of young children.</w:t>
+        <w:br/>
+        <w:t>The party's endorsed candidate, Mr. Freeman, is counting on the legwork and telephone calling that the Democratic organization can provide, despite appearances that its strength has been fading for years.</w:t>
+        <w:br/>
+        <w:t>Mr. Dayton has done little public campaigning. He did not even have a booth at the State Fair, a move once unthinkable for a politician. Instead, he is relying on television advertising that depicts Mr. Dayton, a former State Auditor, as a populist.</w:t>
+        <w:br/>
+        <w:t>Besides trumpeting his fight against the tobacco companies, Mr. Humphrey has vowed to spend more money on education. It is a stance that sounds very much like that of his opponents.</w:t>
+        <w:br/>
+        <w:t>"They're all for better education and they're all against crime," Mr. Schier said of the candidates. "Imagine that."</w:t>
         <w:br/>
         <w:br/>
         <w:t>Graphic</w:t>
@@ -79,7 +99,7 @@
         <w:br/>
         <w:t xml:space="preserve"> </w:t>
         <w:br/>
-        <w:t>Drawings</w:t>
+        <w:t>Photos: Ted Mondale is seeking to capture the growing suburban vote. Hubert H. Humphrey 3d, the Minnesota Attorney General, may benefit in the governor's race from the legal victory over tobacco companies. (Photographs by Associated Press)</w:t>
       </w:r>
     </w:p>
     <w:sectPr>

--- a/example_articles/states/Minnesota/2.states_Minnesota_New_York_Times.docx
+++ b/example_articles/states/Minnesota/2.states_Minnesota_New_York_Times.docx
@@ -7,7 +7,7 @@
         <w:pStyle w:val="Heading1"/>
       </w:pPr>
       <w:r>
-        <w:t>Political Aristocrats Seek Vote of Working Man</w:t>
+        <w:t>Tim Walz, Accepting V.P. Nomination, Tells Democrats to 'Leave It on the Field'</w:t>
       </w:r>
     </w:p>
     <w:p>
@@ -17,17 +17,17 @@
     </w:p>
     <w:p>
       <w:r>
-        <w:t>Date: 1998-09-13</w:t>
+        <w:t>Date: 2024-08-22</w:t>
       </w:r>
     </w:p>
     <w:p>
       <w:r>
-        <w:t>Section: Section 1;  ; Section 1;  Page 22;  Column 1;  National Desk  ; Column 1;</w:t>
+        <w:t>Section: US; politics</w:t>
       </w:r>
     </w:p>
     <w:p>
       <w:r>
-        <w:t>Source file: NYT/44.DOCX</w:t>
+        <w:t>Source file: NYT/2.DOCX</w:t>
       </w:r>
     </w:p>
     <w:p>
@@ -49,57 +49,77 @@
     </w:p>
     <w:p>
       <w:r>
-        <w:t>Each of them claims to be the true champion of the ordinary Joe and Jane.  But the candidates seeking the Democratic nomination for governor of Minnesota have uncommon pedigrees: the field includes the sons of two former United States Vice Presidents, the son of a former Minnesota Governor and the son of a department store magnate.</w:t>
+        <w:t>Completing his transformation into a party leader, Mr. Walz played up his Midwestern roots and his time as a football coach. "It's the fourth quarter," he said. "We're down a field goal."</w:t>
         <w:br/>
-        <w:t>The front-runner in the primary on Tuesday is Hubert H. Humphrey 3d, the State Attorney General, whose father's memory still evokes a bowed-head reverence in the state.  The ballot also includes Ted Mondale, the son of Walter F. Mondale, the former Vice President who had previously served as a Senator; Mike Freeman, the son of former Gov. Orville Freeman, and Mark Dayton, heir to the founder of the Dayton Hudson Corporation, whose holdings include the Target Stores.</w:t>
+        <w:t>Gov. Tim Walz of Minnesota offered himself as a bridge to disillusioned Americans who regard the Democratic Party as a bastion of coastal elitism, in a high-stakes address formally accepting the vice-presidential nomination on Wednesday night.</w:t>
         <w:br/>
-        <w:t>Running last in the polls is State Senator Doug Johnson, the lone candidate who is not from the state's political or cultural aristocracy.</w:t>
+        <w:t>From the stage of the Democratic National Convention in Chicago, Mr. Walz completed his breathtaking transformation from little-known governor to leading party figure, accentuating his Midwestern roots and portraying the Democratic ticket as one that champions pragmatism and patriotism.</w:t>
         <w:br/>
-        <w:t>Although the contest had initially been seen as a potentially bitter battle, it generally has been much too civil and policy-oriented to qualify as anything more than an earnest competition in the party, known in Minnesota as the Democratic-Farmer-Labor Party. Besides that, there is precious little ideological difference among the candidates, all of them raised in the unapologetically liberal tradition of Minnesota.</w:t>
+        <w:t>"We're all here tonight for one beautiful, simple reason: We love this country," he said.</w:t>
         <w:br/>
-        <w:t>"Different shades of beige," said Steven Schier, a political science professor at Carleton College in Northfield, Minn., adding that it is difficult for voters to distinguish between the candidates' philosophies.</w:t>
+        <w:t>A month ago, many Americans outside Minnesota were unfamiliar with Mr. Walz, other than highly engaged Democrats who delighted in his punchy television appearances and memorable critiques of Republicans, whom he labeled "weird."</w:t>
         <w:br/>
-        <w:t>The Republican nominee will be Mayor Norm Coleman of St. Paul, a former Democrat who changed parties in 1996. Mr. Coleman, a native of New York, has sought to position himself as a moderate, in the manner of Gov. Arne Carlson, who is also a native New Yorker.</w:t>
+        <w:t>But on Wednesday, as he gave the most consequential speech of his career, attendees made clear they had quickly become familiar with his life story, including his background as a former high school football coach.</w:t>
         <w:br/>
-        <w:t>Mr. Carlson, 64, a strongly pro-business politician who is also an advocate of gay rights and abortion rights, chose not to seek re-election.</w:t>
+        <w:t>Before he took the stage, convention organizers handed out signs that read "Coach Walz," and a burly group of his former players, now middle-aged, marched out to the tune of their high school fight song. Chants of "Coach" rang out during his speech, which was rife with football metaphors.</w:t>
         <w:br/>
-        <w:t>Mr. Coleman, once a long-haired Vietnam War protester who celebrated his 20th birthday at the Woodstock rock concert, is now a pro-business, pin-striped Republican who is regarded as a bit more conservative on social issues than Mr. Carlson. Political analysts believe that Mr. Coleman will make a strong showing against any of the Democrats.</w:t>
+        <w:t>"It's the fourth quarter. We're down a field goal," Mr. Walz said. "But we're on offense and we've got the ball. We're driving down the field. And boy, do we have the right team."</w:t>
         <w:br/>
-        <w:t>Jesse Ventura, a former professional wrestler who had been Mayor of Brooklyn Park, a Minneapolis suburb, is running under the Reform Party label.</w:t>
+        <w:t>He added: "We're going to leave it on the field. That's how we'll keep moving forward."</w:t>
         <w:br/>
-        <w:t>In a poll published last week, Mr. Humphrey was leading the Democratic field with 38 percent of likely voters. Mr. Dayton was running second, with 23 percent. Mr. Freeman, who has the party's endorsement, and Mr. Mondale each had 10 percent. Mr. Johnson was drawing 4 percent. The margin of sampling error was four percentage points.</w:t>
+        <w:t>In some ways, Mr. Walz — who speaks often of "joy" and has the demeanor of a man who still can't believe his good fortune — is the human embodiment of the Democratic Party's head-spinning reversal of energy this summer.</w:t>
         <w:br/>
-        <w:t>Mr. Humphrey stands to benefit from the recent legal victory over the tobacco companies. As the State Attorney General, Mr. Humphrey, who is known as Skip, sued cigarette makers for the state's cost of medical care for tobacco-related illnesses. He ultimately negotiated a settlement of $6.5 billion in payments from the tobacco companies to the state over 23 years.</w:t>
+        <w:t>After President Biden's exit from the race and Vice President Kamala Harris's ascent, an anxious party that was dreading November suddenly seems giddy.</w:t>
         <w:br/>
-        <w:t>While he has the magical name, Mr. Humphrey does not share the impassioned ways or oratorical gifts of his father, who, as Vice President and a Senator, was known for his impassioned speeches on behalf of the downtrodden and working people. But most political analysts say that Skip Humphrey has assembled a worthy record in 16 years as the Attorney General.</w:t>
+        <w:t>"I'm having more fun than I ever imagined," said Senator Chuck Schumer of New York, the majority leader who has been coming to Democratic conventions since 1984. "There's such unity and excitement. Who ever thought?"</w:t>
         <w:br/>
-        <w:t>The biggest spender in the race is Mr. Dayton, who has financed the campaign with $1.8 million of his own money. In television commercials, Mr. Dayton has appealed to populist sensibilities, decrying a health care system that offers the best for the wealthy like himself, but shortchanges poor and working-class people.</w:t>
+        <w:t>Of course, senior Democrats also think that the campaign against former President Donald J. Trump will be ugly, unpredictable and close.</w:t>
         <w:br/>
-        <w:t>The most reliably Democratic state in Presidential elections for a generation, Minnesota has long played a major role in shaping the national Democratic Party's liberal wing. At the 1948 Democratic Convention, it was Hubert H. Humphrey who scolded the party for ignoring the plight of blacks, and invited the so-called Dixiecrats to bolt the party if they could not stomach equality.</w:t>
+        <w:t>That, in part, is where Mr. Walz comes in.</w:t>
         <w:br/>
-        <w:t>While the cities have become more racially and ethnically diverse, with thousands of refugees from Somalia and Southeast Asia, as well as blacks from Chicago and Detroit, the state's population remains about 95 percent white.</w:t>
+        <w:t>Throughout the evening, there were frequent nods to Mr. Walz's identity as a husband, father and red-blooded American man. His remarks focused far more on the details of his football coaching career than on the 12 years he spent in Congress. And he repeated a familiar line from his stump speech about his prowess as a hunter, noting he "has the trophies to prove" he was a more accurate shot than his Republican colleagues in the House.</w:t>
         <w:br/>
-        <w:t>For all the talk about minorities moving to Minnesota to take advantage of generous welfare benefits here, Professor Schier said, the biggest growth in the state has come in the sprawling, overwhelmingly white suburbs of the cities, where cornfields are now covered with shopping malls, subdivisions and mini-vans. These changes have already made life more difficult for liberal Democrats, who held virtually every important office in the state in the 1970's.</w:t>
+        <w:t>It illustrated why Democrats hope he can help stem their losses with rural and white working-class voters — especially men — who have grown increasingly hostile to his party.</w:t>
         <w:br/>
-        <w:t>"The truth is we've got all these white people coming to Minnesota," Professor Schier said. "Most of them are unaware of this proud tradition of the Democratic-Farmer-Labor Party. And the ones that are aware of it, they're more than likely against it. They vote Republican."</w:t>
+        <w:t>"Who better to take on the price of gas than a guy who could pull over to help change your tire?" Senator Amy Klobuchar of Minnesota said from the convention stage shortly before Mr. Walz spoke, playing up his average-Joe persona. "Who better to find common ground than a guy with Midwestern common sense?"</w:t>
         <w:br/>
-        <w:t>Mr. Mondale has sought to capture the growing suburban vote by campaigning in a minivan and talking about his life as a parent of young children.</w:t>
+        <w:t>On Wednesday, the country also caught a glimpse of Mr. Walz's family. His wife, Gwen Walz, who has stood out this week for the notably expressive way she watches speeches, narrated a video introducing her husband. Their two children, Hope and Gus, were seen on camera responding emotionally when Mr. Walz said that his family was his "entire world."</w:t>
         <w:br/>
-        <w:t>The party's endorsed candidate, Mr. Freeman, is counting on the legwork and telephone calling that the Democratic organization can provide, despite appearances that its strength has been fading for years.</w:t>
+        <w:t>In one poignant moment, his son stood up, crying, and seemed to mouth, "That's my dad."</w:t>
         <w:br/>
-        <w:t>Mr. Dayton has done little public campaigning. He did not even have a booth at the State Fair, a move once unthinkable for a politician. Instead, he is relying on television advertising that depicts Mr. Dayton, a former State Auditor, as a populist.</w:t>
+        <w:t>Mr. Walz began his career as a culturally conservative Democrat on some issues — in particular, guns — before evolving in recent years into a liberal favorite. His first term as governor was marked by consensus-building with Republicans who controlled one chamber of the State Legislature. But when Democrats won majorities in the 2022 election, he pressed to enact a sweeping agenda of liberal priorities.</w:t>
         <w:br/>
-        <w:t>Besides trumpeting his fight against the tobacco companies, Mr. Humphrey has vowed to spend more money on education. It is a stance that sounds very much like that of his opponents.</w:t>
+        <w:t>"While other states were banning books from their schools, we were banishing hunger from ours," Mr. Walz said, referring to a bill he signed that allowed public schools to provide all students with free breakfast and lunch.</w:t>
         <w:br/>
-        <w:t>"They're all for better education and they're all against crime," Mr. Schier said of the candidates. "Imagine that."</w:t>
+        <w:t>But back in 2006, he also flipped a largely rural and more conservative House district in southern Minnesota.</w:t>
         <w:br/>
+        <w:t>"Never underestimate a public-school teacher," Mr. Walz, a former social studies teacher, said to cheers. Describing lessons from his time in Congress, he added, "I learned how to work across the aisle on issues like growing the rural economies and taking care of veterans, and I learned how to compromise without compromising my values."</w:t>
         <w:br/>
-        <w:t>Graphic</w:t>
+        <w:t>With his emphasis on neighborliness and his folksy style, he still speaks the language of small-town America. (His walk-on music, John Mellencamp's "Small Town," only drove that point home.)</w:t>
         <w:br/>
+        <w:t>The governor, a graduate of Chadron State College in Nebraska, has also relished turning charges of elitism against Republicans — Senator JD Vance, Mr. Trump's running mate, attended Yale Law School.</w:t>
         <w:br/>
-        <w:t xml:space="preserve"> </w:t>
+        <w:t>"I had 24 kids in my high school class," Mr. Walz said of his Nebraska upbringing. "And none of them went to Yale."</w:t>
         <w:br/>
-        <w:t>Photos: Ted Mondale is seeking to capture the growing suburban vote. Hubert H. Humphrey 3d, the Minnesota Attorney General, may benefit in the governor's race from the legal victory over tobacco companies. (Photographs by Associated Press)</w:t>
+        <w:t>Ms. Harris and Mr. Walz have both embraced traditionally right-leaning language and phrasing to cast themselves as defenders of universal American values like freedom and liberty, arguing that it is Republicans, with their abortion bans in many states, who are spurring government intrusion into Americans' lives.</w:t>
+        <w:br/>
+        <w:t>"In Minnesota, we respect our neighbors and the personal choices they make," Mr. Walz said, offering a line that has become a favorite with his fans. "And even if we wouldn't make those same choices for ourselves, we've got a golden rule: Mind your own damn business."</w:t>
+        <w:br/>
+        <w:t>Mr. Walz, who served 24 years in the Army National Guard, seems comfortable with an emphasis on patriotic language. But Republicans, led by Mr. Vance, who served in the Marine Corps, have attacked him over his military record and how he has characterized his service.</w:t>
+        <w:br/>
+        <w:t>Four veterans who investigate claims of fraudulent military service told The New York Times that they did not believe Mr. Walz engaged in "stolen valor," but that he did misrepresent or speak imprecisely about his record at times. Mr. Walz has strongly defended his record, saying on Wednesday night that he "proudly wore our nation's uniform."</w:t>
+        <w:br/>
+        <w:t>In attacking Mr. Trump, Mr. Walz turned to the kind of prairie populism that helped propel him in Minnesota, saying that the former president's agenda "serves nobody, except the richest and the most extreme amongst us" and did "nothing for our neighbors in need."</w:t>
+        <w:br/>
+        <w:t>And he echoed arguments made by Democrats throughout the convention that Americans had grown tired of Mr. Trump's insults and brash aggression.</w:t>
+        <w:br/>
+        <w:t>"Leaders don't spend all day insulting people and blaming others. Leaders do the work," Mr. Walz said, comparing Mr. Trump unfavorably to the high schoolers he had taught. "So I don't know about you: I'm ready to turn the page on these guys."</w:t>
+        <w:br/>
+        <w:t>Taylor Robinson contributed reporting.</w:t>
+        <w:br/>
+        <w:t xml:space="preserve">Taylor Robinson contributed reporting. </w:t>
+        <w:br/>
+        <w:t>PHOTO: Gov. Tim Walz of Minnesota spoke Wednesday at the convention in Chicago. "We're going to leave it on the field," he said, invoking football metaphors for the campaign. (PHOTOGRAPH BY MADDIE MCGARVEY FOR THE NEW YORK TIMES) This article appeared in print on page A11.</w:t>
       </w:r>
     </w:p>
     <w:sectPr>

--- a/example_articles/states/Minnesota/2.states_Minnesota_New_York_Times.docx
+++ b/example_articles/states/Minnesota/2.states_Minnesota_New_York_Times.docx
@@ -7,7 +7,9 @@
         <w:pStyle w:val="Heading1"/>
       </w:pPr>
       <w:r>
-        <w:t>Tim Walz, Accepting V.P. Nomination, Tells Democrats to 'Leave It on the Field'</w:t>
+        <w:t>UP AND COMING: Michael Henry Brown;</w:t>
+        <w:br/>
+        <w:t>Capturing the Complexities Of a Working-Class Family</w:t>
       </w:r>
     </w:p>
     <w:p>
@@ -17,17 +19,17 @@
     </w:p>
     <w:p>
       <w:r>
-        <w:t>Date: 2024-08-22</w:t>
+        <w:t>Date: 1993-07-04</w:t>
       </w:r>
     </w:p>
     <w:p>
       <w:r>
-        <w:t>Section: US; politics</w:t>
+        <w:t>Section: Section 2;; Section 2; Page 26; Column 1; Arts &amp; Leisure Desk; Column 1;; Biography</w:t>
       </w:r>
     </w:p>
     <w:p>
       <w:r>
-        <w:t>Source file: NYT/2.DOCX</w:t>
+        <w:t>Source file: NYT/15.DOCX</w:t>
       </w:r>
     </w:p>
     <w:p>
@@ -49,77 +51,43 @@
     </w:p>
     <w:p>
       <w:r>
-        <w:t>Completing his transformation into a party leader, Mr. Walz played up his Midwestern roots and his time as a football coach. "It's the fourth quarter," he said. "We're down a field goal."</w:t>
+        <w:t>When Paul Aaron, a producer, first approached Michael Henry Brown to ask him to help create a black family drama for HBO, Mr. Brown suggested he get somebody else.</w:t>
         <w:br/>
-        <w:t>Gov. Tim Walz of Minnesota offered himself as a bridge to disillusioned Americans who regard the Democratic Party as a bastion of coastal elitism, in a high-stakes address formally accepting the vice-presidential nomination on Wednesday night.</w:t>
+        <w:t>"I've always wanted to go to Hollywood, but I was very frank with him," Mr. Brown, a playwright, recalled. "I said, 'Why don't you hire some Hollywood screenwriter?' "</w:t>
         <w:br/>
-        <w:t>From the stage of the Democratic National Convention in Chicago, Mr. Walz completed his breathtaking transformation from little-known governor to leading party figure, accentuating his Midwestern roots and portraying the Democratic ticket as one that champions pragmatism and patriotism.</w:t>
+        <w:t>Mr. Brown said Mr. Aaron had an equally blunt reply: "I can teach you everything you need to know about writing for the screen in about an hour."</w:t>
         <w:br/>
-        <w:t>"We're all here tonight for one beautiful, simple reason: We love this country," he said.</w:t>
+        <w:t>Well, it wasn't quite that easy, but the partnership flourished. The result is "Laurel Avenue," a complex ensemble drama that will be shown in two parts, on Saturday and Sunday. Mr. Aaron describes it as "a novel for television."</w:t>
         <w:br/>
-        <w:t>A month ago, many Americans outside Minnesota were unfamiliar with Mr. Walz, other than highly engaged Democrats who delighted in his punchy television appearances and memorable critiques of Republicans, whom he labeled "weird."</w:t>
+        <w:t>The two-and-a-half-hour mini-series, created by Mr. Brown and Mr. Aaron, chronicles the lives of several members of a large working-class family in St. Paul over the course of a weekend. The director is Carl Franklin, a black film maker who won wide acclaim last year for "One False Move."</w:t>
         <w:br/>
-        <w:t>But on Wednesday, as he gave the most consequential speech of his career, attendees made clear they had quickly become familiar with his life story, including his background as a former high school football coach.</w:t>
+        <w:t>While the script Mr. Brown wrote for "Laurel Avenue" is heavily laced with black vernacular and often focuses on common problems that plague inner-city residents, like drug abuse, teen-age pregnancy and joblessness, Mr. Brown said he had tried to eschew racial stereotypes.</w:t>
         <w:br/>
-        <w:t>Before he took the stage, convention organizers handed out signs that read "Coach Walz," and a burly group of his former players, now middle-aged, marched out to the tune of their high school fight song. Chants of "Coach" rang out during his speech, which was rife with football metaphors.</w:t>
+        <w:t>"You always see the welfare mother on TV, but you never really know her," he said. "By the end of the film, you will see that our character has goals, ambitions and hopes for her children. You will see that she's a real person."</w:t>
         <w:br/>
-        <w:t>"It's the fourth quarter. We're down a field goal," Mr. Walz said. "But we're on offense and we've got the ball. We're driving down the field. And boy, do we have the right team."</w:t>
+        <w:t>Three years ago, after Mr. Aaron had scouted around New York and Los Angeles for writers to no avail, a friend recommended that he talk to Mr. Brown, whose play "Generations of the Dead in the Abyss of Coney Island Madness" was running at the Long Wharf Theater in New Haven.</w:t>
         <w:br/>
-        <w:t>He added: "We're going to leave it on the field. That's how we'll keep moving forward."</w:t>
+        <w:t>"He saw the play and really thought I was the guy," said Mr. Brown, who grew up in the Wakefield section of the north Bronx, the son of a woman who cooked in other people's homes. He now divides his time between Los Angeles and Brooklyn.</w:t>
         <w:br/>
-        <w:t>In some ways, Mr. Walz — who speaks often of "joy" and has the demeanor of a man who still can't believe his good fortune — is the human embodiment of the Democratic Party's head-spinning reversal of energy this summer.</w:t>
+        <w:t>Asked what he had seen in the play that convinced him Mr. Brown was "the guy," Mr. Aaron replied, "A writer who was interested in the behavior of the characters rather than the politics of the world in which the characters live." Indeed, writing in The New York Times, Mel Gussow has praised Mr. Brown's "talent for conjuring characters" and his "considerable insight" into the urban crisis.</w:t>
         <w:br/>
-        <w:t>After President Biden's exit from the race and Vice President Kamala Harris's ascent, an anxious party that was dreading November suddenly seems giddy.</w:t>
+        <w:t>After Mr. Brown and Mr. Aaron reached an accord, "it was a matter of convincing HBO that a writer who had not yet written a screenplay or teleplay was the person to write this major cinematic project," Mr. Aaron said. "We sold them on it."</w:t>
         <w:br/>
-        <w:t>"I'm having more fun than I ever imagined," said Senator Chuck Schumer of New York, the majority leader who has been coming to Democratic conventions since 1984. "There's such unity and excitement. Who ever thought?"</w:t>
+        <w:t>Mr. Brown, who is 39, said the greatest adjustment for him was to learn to deal in television-size nuances. "Onstage, the character has to express anger by frowning or stomping so that the person sitting in the 40th row can pick up what's going on," he said. "But on film, you can pick that up in a person's facial expression with the camera. I had to learn to use less lines in the script."</w:t>
         <w:br/>
-        <w:t>Of course, senior Democrats also think that the campaign against former President Donald J. Trump will be ugly, unpredictable and close.</w:t>
+        <w:t>Mr. Brown majored in creative writing at Lehman College in the Bronx and went on to get a master's degree in the playwriting program at Columbia University. His seven produced plays include "Ascension Day" and "The Day the Bronx Died."</w:t>
         <w:br/>
-        <w:t>That, in part, is where Mr. Walz comes in.</w:t>
+        <w:t>"Laurel Avenue" has brought film and television-movie projects to Mr. Brown's doorstep. He is working on a film, also for HBO, about the Black Panthers and is teaming with Mr. Aaron again on a movie script called "Hallelujah, Anyhow," about a woman who teaches music to children in an inner-city neighborhood.</w:t>
         <w:br/>
-        <w:t>Throughout the evening, there were frequent nods to Mr. Walz's identity as a husband, father and red-blooded American man. His remarks focused far more on the details of his football coaching career than on the 12 years he spent in Congress. And he repeated a familiar line from his stump speech about his prowess as a hunter, noting he "has the trophies to prove" he was a more accurate shot than his Republican colleagues in the House.</w:t>
+        <w:t>"I didn't want to do a show where everyone in the family earns $80,000," he said of "Laurel Avenue." "But I wanted something that blacks, whites and Hispanics could identify with."</w:t>
         <w:br/>
-        <w:t>It illustrated why Democrats hope he can help stem their losses with rural and white working-class voters — especially men — who have grown increasingly hostile to his party.</w:t>
         <w:br/>
-        <w:t>"Who better to take on the price of gas than a guy who could pull over to help change your tire?" Senator Amy Klobuchar of Minnesota said from the convention stage shortly before Mr. Walz spoke, playing up his average-Joe persona. "Who better to find common ground than a guy with Midwestern common sense?"</w:t>
+        <w:t>Graphic</w:t>
         <w:br/>
-        <w:t>On Wednesday, the country also caught a glimpse of Mr. Walz's family. His wife, Gwen Walz, who has stood out this week for the notably expressive way she watches speeches, narrated a video introducing her husband. Their two children, Hope and Gus, were seen on camera responding emotionally when Mr. Walz said that his family was his "entire world."</w:t>
         <w:br/>
-        <w:t>In one poignant moment, his son stood up, crying, and seemed to mouth, "That's my dad."</w:t>
+        <w:t xml:space="preserve"> </w:t>
         <w:br/>
-        <w:t>Mr. Walz began his career as a culturally conservative Democrat on some issues — in particular, guns — before evolving in recent years into a liberal favorite. His first term as governor was marked by consensus-building with Republicans who controlled one chamber of the State Legislature. But when Democrats won majorities in the 2022 election, he pressed to enact a sweeping agenda of liberal priorities.</w:t>
-        <w:br/>
-        <w:t>"While other states were banning books from their schools, we were banishing hunger from ours," Mr. Walz said, referring to a bill he signed that allowed public schools to provide all students with free breakfast and lunch.</w:t>
-        <w:br/>
-        <w:t>But back in 2006, he also flipped a largely rural and more conservative House district in southern Minnesota.</w:t>
-        <w:br/>
-        <w:t>"Never underestimate a public-school teacher," Mr. Walz, a former social studies teacher, said to cheers. Describing lessons from his time in Congress, he added, "I learned how to work across the aisle on issues like growing the rural economies and taking care of veterans, and I learned how to compromise without compromising my values."</w:t>
-        <w:br/>
-        <w:t>With his emphasis on neighborliness and his folksy style, he still speaks the language of small-town America. (His walk-on music, John Mellencamp's "Small Town," only drove that point home.)</w:t>
-        <w:br/>
-        <w:t>The governor, a graduate of Chadron State College in Nebraska, has also relished turning charges of elitism against Republicans — Senator JD Vance, Mr. Trump's running mate, attended Yale Law School.</w:t>
-        <w:br/>
-        <w:t>"I had 24 kids in my high school class," Mr. Walz said of his Nebraska upbringing. "And none of them went to Yale."</w:t>
-        <w:br/>
-        <w:t>Ms. Harris and Mr. Walz have both embraced traditionally right-leaning language and phrasing to cast themselves as defenders of universal American values like freedom and liberty, arguing that it is Republicans, with their abortion bans in many states, who are spurring government intrusion into Americans' lives.</w:t>
-        <w:br/>
-        <w:t>"In Minnesota, we respect our neighbors and the personal choices they make," Mr. Walz said, offering a line that has become a favorite with his fans. "And even if we wouldn't make those same choices for ourselves, we've got a golden rule: Mind your own damn business."</w:t>
-        <w:br/>
-        <w:t>Mr. Walz, who served 24 years in the Army National Guard, seems comfortable with an emphasis on patriotic language. But Republicans, led by Mr. Vance, who served in the Marine Corps, have attacked him over his military record and how he has characterized his service.</w:t>
-        <w:br/>
-        <w:t>Four veterans who investigate claims of fraudulent military service told The New York Times that they did not believe Mr. Walz engaged in "stolen valor," but that he did misrepresent or speak imprecisely about his record at times. Mr. Walz has strongly defended his record, saying on Wednesday night that he "proudly wore our nation's uniform."</w:t>
-        <w:br/>
-        <w:t>In attacking Mr. Trump, Mr. Walz turned to the kind of prairie populism that helped propel him in Minnesota, saying that the former president's agenda "serves nobody, except the richest and the most extreme amongst us" and did "nothing for our neighbors in need."</w:t>
-        <w:br/>
-        <w:t>And he echoed arguments made by Democrats throughout the convention that Americans had grown tired of Mr. Trump's insults and brash aggression.</w:t>
-        <w:br/>
-        <w:t>"Leaders don't spend all day insulting people and blaming others. Leaders do the work," Mr. Walz said, comparing Mr. Trump unfavorably to the high schoolers he had taught. "So I don't know about you: I'm ready to turn the page on these guys."</w:t>
-        <w:br/>
-        <w:t>Taylor Robinson contributed reporting.</w:t>
-        <w:br/>
-        <w:t xml:space="preserve">Taylor Robinson contributed reporting. </w:t>
-        <w:br/>
-        <w:t>PHOTO: Gov. Tim Walz of Minnesota spoke Wednesday at the convention in Chicago. "We're going to leave it on the field," he said, invoking football metaphors for the campaign. (PHOTOGRAPH BY MADDIE MCGARVEY FOR THE NEW YORK TIMES) This article appeared in print on page A11.</w:t>
+        <w:t>Photo: Michael Henry Brown, who wrote the HBO mini-series "Laurel Avenue." (Fred R. Conrad/The New York Times)</w:t>
       </w:r>
     </w:p>
     <w:sectPr>
